--- a/sba_application/11_lender_credit_memo/INSURANCE_REQUIREMENTS.docx
+++ b/sba_application/11_lender_credit_memo/INSURANCE_REQUIREMENTS.docx
@@ -20,7 +20,7 @@
           <w:color w:val="606060"/>
           <w:sz w:val="18"/>
         </w:rPr>
-        <w:t>Tyler Hospice Hold LLC - Azalea Hospice &amp; Palliative Care</w:t>
+        <w:t>Tyler Hospice Hold, LLC - Azalea Hospice &amp; Palliative Care</w:t>
       </w:r>
     </w:p>
     <w:p>
@@ -558,7 +558,7 @@
           <w:color w:val="606060"/>
           <w:sz w:val="16"/>
         </w:rPr>
-        <w:t>Prepared for the SBA 7(a) loan application of Tyler Hospice Hold LLC (dba Azalea Hospice &amp; Palliative Care). Confidential.</w:t>
+        <w:t>Prepared for the SBA 7(a) loan application of Tyler Hospice Hold, LLC (dba Azalea Hospice &amp; Palliative Care). Confidential.</w:t>
       </w:r>
     </w:p>
     <w:sectPr>

--- a/sba_application/11_lender_credit_memo/INSURANCE_REQUIREMENTS.docx
+++ b/sba_application/11_lender_credit_memo/INSURANCE_REQUIREMENTS.docx
@@ -361,7 +361,7 @@
               <w:rPr>
                 <w:sz w:val="19"/>
               </w:rPr>
-              <w:t>Required by SBA for sole-guarantor deals to protect repayment in the event of death; collaterally assigned to lender.</w:t>
+              <w:t>Required by SBA for owner-dependent deals to protect repayment in the event of death; collaterally assigned to lender. Geoff Schackmann is the controlling personal guarantor.</w:t>
             </w:r>
           </w:p>
         </w:tc>
